--- a/docs/INTERVIEW.docx
+++ b/docs/INTERVIEW.docx
@@ -3052,7 +3052,7 @@
         <w:pStyle w:val="FirstParagraph"/>
       </w:pPr>
       <w:r>
-        <w:t xml:space="preserve">"我做了个电商导购 agent，目标方向是 agent 应用/框架。它能在用户一句话后，自己多步调用搜索、查详情、看评价、读写用户偏好这些工具，最后给出带价格和来源的推荐。</w:t>
+        <w:t xml:space="preserve">"我做了个电商导购 agent，目标方向是 agent 应用/框架。它支持多轮交互对话，能在用户一句话后，自己多步调用搜索、查详情、看评价、读写用户偏好这些工具，最后给出带价格和来源的推荐。</w:t>
       </w:r>
     </w:p>
     <w:p>
